--- a/testakten/zwangsverwaltung-zvg-versteigerung-eppendorf-altbau/15_schuldnermitteilung.docx
+++ b/testakten/zwangsverwaltung-zvg-versteigerung-eppendorf-altbau/15_schuldnermitteilung.docx
@@ -156,7 +156,7 @@
         <w:rPr>
           <w:b/>
         </w:rPr>
-        <w:t>Betreff: Schuldnermitteilung gem. § 153 ZVG – aktueller Sachstand Zwangsverwaltung und Übergabe an Zwangsversteigerungsverfahren</w:t>
+        <w:t>Betreff: Schuldnermitteilung gem. Paragraf 153 ZVG – aktueller Sachstand Zwangsverwaltung und Übergabe an Zwangsversteigerungsverfahren</w:t>
       </w:r>
     </w:p>
     <w:p/>
@@ -217,11 +217,17 @@
         <w:gridCol w:w="3024"/>
       </w:tblGrid>
       <w:tr>
+        <w:trPr>
+          <w:cantSplit/>
+        </w:trPr>
         <w:tc>
           <w:tcPr>
             <w:tcW w:type="dxa" w:w="3024"/>
           </w:tcPr>
           <w:p>
+            <w:pPr>
+              <w:keepNext/>
+            </w:pPr>
             <w:r>
               <w:rPr>
                 <w:rFonts w:ascii="Times New Roman" w:hAnsi="Times New Roman"/>
@@ -237,6 +243,9 @@
             <w:tcW w:type="dxa" w:w="3024"/>
           </w:tcPr>
           <w:p>
+            <w:pPr>
+              <w:keepNext/>
+            </w:pPr>
             <w:r>
               <w:rPr>
                 <w:rFonts w:ascii="Times New Roman" w:hAnsi="Times New Roman"/>
@@ -252,6 +261,9 @@
             <w:tcW w:type="dxa" w:w="3024"/>
           </w:tcPr>
           <w:p>
+            <w:pPr>
+              <w:keepNext/>
+            </w:pPr>
             <w:r>
               <w:rPr>
                 <w:rFonts w:ascii="Times New Roman" w:hAnsi="Times New Roman"/>
@@ -264,11 +276,17 @@
         </w:tc>
       </w:tr>
       <w:tr>
+        <w:trPr>
+          <w:cantSplit/>
+        </w:trPr>
         <w:tc>
           <w:tcPr>
             <w:tcW w:type="dxa" w:w="3024"/>
           </w:tcPr>
           <w:p>
+            <w:pPr>
+              <w:keepNext/>
+            </w:pPr>
             <w:r>
               <w:rPr>
                 <w:rFonts w:ascii="Times New Roman" w:hAnsi="Times New Roman"/>
@@ -283,12 +301,15 @@
             <w:tcW w:type="dxa" w:w="3024"/>
           </w:tcPr>
           <w:p>
+            <w:pPr>
+              <w:keepNext/>
+            </w:pPr>
             <w:r>
               <w:rPr>
                 <w:rFonts w:ascii="Times New Roman" w:hAnsi="Times New Roman"/>
                 <w:sz w:val="20"/>
               </w:rPr>
-              <w:t>Miterbe 1: Heinrich J. Albrecht, geb.  wohnhaft in Kiel</w:t>
+              <w:t>Miterbe 1: Heinrich J. Albrecht, geboren am 14. Februar 1967, Holtenauer Straße 88, 24105 Kiel</w:t>
             </w:r>
           </w:p>
         </w:tc>
@@ -297,6 +318,9 @@
             <w:tcW w:type="dxa" w:w="3024"/>
           </w:tcPr>
           <w:p>
+            <w:pPr>
+              <w:keepNext/>
+            </w:pPr>
             <w:r>
               <w:rPr>
                 <w:rFonts w:ascii="Times New Roman" w:hAnsi="Times New Roman"/>
@@ -308,6 +332,9 @@
         </w:tc>
       </w:tr>
       <w:tr>
+        <w:trPr>
+          <w:cantSplit/>
+        </w:trPr>
         <w:tc>
           <w:tcPr>
             <w:tcW w:type="dxa" w:w="3024"/>
@@ -332,7 +359,7 @@
                 <w:rFonts w:ascii="Times New Roman" w:hAnsi="Times New Roman"/>
                 <w:sz w:val="20"/>
               </w:rPr>
-              <w:t>Miterbin 2: Sofie Albrecht-Wegener, geb.  wohnhaft in Hamburg</w:t>
+              <w:t>Miterbin 2: Sofie Albrecht-Wegener, geboren am 9. November 1972, Klosterstern 16, 20149 Hamburg</w:t>
             </w:r>
           </w:p>
         </w:tc>
@@ -413,6 +440,9 @@
         <w:gridCol w:w="2268"/>
       </w:tblGrid>
       <w:tr>
+        <w:trPr>
+          <w:cantSplit/>
+        </w:trPr>
         <w:tc>
           <w:tcPr>
             <w:tcW w:type="dxa" w:w="2268"/>
@@ -475,6 +505,9 @@
         </w:tc>
       </w:tr>
       <w:tr>
+        <w:trPr>
+          <w:cantSplit/>
+        </w:trPr>
         <w:tc>
           <w:tcPr>
             <w:tcW w:type="dxa" w:w="2268"/>
@@ -533,6 +566,9 @@
         </w:tc>
       </w:tr>
       <w:tr>
+        <w:trPr>
+          <w:cantSplit/>
+        </w:trPr>
         <w:tc>
           <w:tcPr>
             <w:tcW w:type="dxa" w:w="2268"/>
@@ -591,6 +627,9 @@
         </w:tc>
       </w:tr>
       <w:tr>
+        <w:trPr>
+          <w:cantSplit/>
+        </w:trPr>
         <w:tc>
           <w:tcPr>
             <w:tcW w:type="dxa" w:w="2268"/>
@@ -649,6 +688,9 @@
         </w:tc>
       </w:tr>
       <w:tr>
+        <w:trPr>
+          <w:cantSplit/>
+        </w:trPr>
         <w:tc>
           <w:tcPr>
             <w:tcW w:type="dxa" w:w="2268"/>
@@ -707,6 +749,9 @@
         </w:tc>
       </w:tr>
       <w:tr>
+        <w:trPr>
+          <w:cantSplit/>
+        </w:trPr>
         <w:tc>
           <w:tcPr>
             <w:tcW w:type="dxa" w:w="2268"/>
@@ -765,6 +810,9 @@
         </w:tc>
       </w:tr>
       <w:tr>
+        <w:trPr>
+          <w:cantSplit/>
+        </w:trPr>
         <w:tc>
           <w:tcPr>
             <w:tcW w:type="dxa" w:w="2268"/>
@@ -871,6 +919,9 @@
         <w:gridCol w:w="4536"/>
       </w:tblGrid>
       <w:tr>
+        <w:trPr>
+          <w:cantSplit/>
+        </w:trPr>
         <w:tc>
           <w:tcPr>
             <w:tcW w:type="dxa" w:w="4536"/>
@@ -903,6 +954,9 @@
         </w:tc>
       </w:tr>
       <w:tr>
+        <w:trPr>
+          <w:cantSplit/>
+        </w:trPr>
         <w:tc>
           <w:tcPr>
             <w:tcW w:type="dxa" w:w="4536"/>
@@ -933,6 +987,9 @@
         </w:tc>
       </w:tr>
       <w:tr>
+        <w:trPr>
+          <w:cantSplit/>
+        </w:trPr>
         <w:tc>
           <w:tcPr>
             <w:tcW w:type="dxa" w:w="4536"/>
@@ -963,6 +1020,9 @@
         </w:tc>
       </w:tr>
       <w:tr>
+        <w:trPr>
+          <w:cantSplit/>
+        </w:trPr>
         <w:tc>
           <w:tcPr>
             <w:tcW w:type="dxa" w:w="4536"/>
@@ -993,6 +1053,9 @@
         </w:tc>
       </w:tr>
       <w:tr>
+        <w:trPr>
+          <w:cantSplit/>
+        </w:trPr>
         <w:tc>
           <w:tcPr>
             <w:tcW w:type="dxa" w:w="4536"/>
@@ -1023,6 +1086,9 @@
         </w:tc>
       </w:tr>
       <w:tr>
+        <w:trPr>
+          <w:cantSplit/>
+        </w:trPr>
         <w:tc>
           <w:tcPr>
             <w:tcW w:type="dxa" w:w="4536"/>
@@ -1067,7 +1133,7 @@
         <w:t>Sonderumlage</w:t>
       </w:r>
       <w:r>
-        <w:t xml:space="preserve"> für Steigleitungen und Dachentwässerung: Aus den WEG-Versammlungsprotokollen ergibt sich, dass eine solche Sonderumlage im Raum steht. Ein Beschluss ist nach meiner Kenntnis noch nicht gefasst worden. Ich habe den WEG-Verwalter, Herrn Marcus Dreyer (), Eppendorfer Immobilienverwaltung GmbH (), mit Schreiben vom 20.05.2026 um Bestätigung gebeten. Eine Antwort steht noch aus.</w:t>
+        <w:t xml:space="preserve"> für Steigleitungen und Dachentwässerung: Aus den WEG-Versammlungsprotokollen ergibt sich, dass eine solche Sonderumlage im Raum steht. Ein Beschluss ist nach meiner Kenntnis noch nicht gefasst worden. Ich habe den WEG-Verwalter, Herrn Marcus Dreyer, Eppendorfer Immobilienverwaltung GmbH, mit Schreiben vom 20.05.2026 um Bestätigung gebeten. Eine Antwort steht noch aus.</w:t>
       </w:r>
     </w:p>
     <w:p/>
@@ -1093,6 +1159,9 @@
         <w:gridCol w:w="4536"/>
       </w:tblGrid>
       <w:tr>
+        <w:trPr>
+          <w:cantSplit/>
+        </w:trPr>
         <w:tc>
           <w:tcPr>
             <w:tcW w:type="dxa" w:w="4536"/>
@@ -1125,6 +1194,9 @@
         </w:tc>
       </w:tr>
       <w:tr>
+        <w:trPr>
+          <w:cantSplit/>
+        </w:trPr>
         <w:tc>
           <w:tcPr>
             <w:tcW w:type="dxa" w:w="4536"/>
@@ -1155,6 +1227,9 @@
         </w:tc>
       </w:tr>
       <w:tr>
+        <w:trPr>
+          <w:cantSplit/>
+        </w:trPr>
         <w:tc>
           <w:tcPr>
             <w:tcW w:type="dxa" w:w="4536"/>
@@ -1185,6 +1260,9 @@
         </w:tc>
       </w:tr>
       <w:tr>
+        <w:trPr>
+          <w:cantSplit/>
+        </w:trPr>
         <w:tc>
           <w:tcPr>
             <w:tcW w:type="dxa" w:w="4536"/>
@@ -1215,6 +1293,9 @@
         </w:tc>
       </w:tr>
       <w:tr>
+        <w:trPr>
+          <w:cantSplit/>
+        </w:trPr>
         <w:tc>
           <w:tcPr>
             <w:tcW w:type="dxa" w:w="4536"/>
@@ -1252,7 +1333,7 @@
         <w:jc w:val="left"/>
       </w:pPr>
       <w:r>
-        <w:t>Die Kosten der Zwangsverwaltung sind aus den Mieteinnahmen bestritten worden und werden im Schluss-Rechnungsabschluss nach Beendigung der Zwangsverwaltung vollständig ausgewiesen. Der Überschuss nach Abzug aller Kosten beträgt vorläufig ca. 31.450,00 EUR und wird gemäß § 155 ZVG zur Tilgung der betreibenden Gläubigerforderung verwendet.</w:t>
+        <w:t>Die Kosten der Zwangsverwaltung sind aus den Mieteinnahmen bestritten worden und werden im Schluss-Rechnungsabschluss nach Beendigung der Zwangsverwaltung vollständig ausgewiesen. Der Überschuss nach Abzug aller Kosten beträgt vorläufig ca. 31.450,00 EUR und wird gemäß Paragraf 155 ZVG zur Tilgung der betreibenden Gläubigerforderung verwendet.</w:t>
       </w:r>
     </w:p>
     <w:p/>
@@ -1272,7 +1353,7 @@
         <w:jc w:val="left"/>
       </w:pPr>
       <w:r>
-        <w:t>Die Außenbesichtigung des Gebäudes ergibt ein ordentliches Erscheinungsbild. Das Haus ist um 1890 erbaut, das Dachgeschoss wurde um 1994 ausgebaut. An der Fassade sind kleinere Putzschäden im Bereich des 3. Obergeschosses links sichtbar. Das Treppenhaus befindet sich nach Inaugenscheinnahme der Eingangstür im mittelprächtigen Zustand; der Briefkastenanlagenbereich ist gepflegt.</w:t>
+        <w:t>Die Außenbesichtigung des Gebäudes ergibt ein ordentliches Erscheinungsbild. Das Haus ist um 1890 erbaut, das Dachgeschoss wurde um 1994 ausgebaut. An der Fassade sind kleinere Putzschäden im Bereich des 3. Obergeschosses links sichtbar. Das Treppenhaus befindet sich nach Inaugenscheinnahme der Eingangstür im durchschnittlichen Erhaltungszustand; der Briefkastenanlagenbereich ist gepflegt.</w:t>
       </w:r>
     </w:p>
     <w:p>
@@ -1306,6 +1387,9 @@
         <w:gridCol w:w="4536"/>
       </w:tblGrid>
       <w:tr>
+        <w:trPr>
+          <w:cantSplit/>
+        </w:trPr>
         <w:tc>
           <w:tcPr>
             <w:tcW w:type="dxa" w:w="4536"/>
@@ -1338,6 +1422,9 @@
         </w:tc>
       </w:tr>
       <w:tr>
+        <w:trPr>
+          <w:cantSplit/>
+        </w:trPr>
         <w:tc>
           <w:tcPr>
             <w:tcW w:type="dxa" w:w="4536"/>
@@ -1368,6 +1455,9 @@
         </w:tc>
       </w:tr>
       <w:tr>
+        <w:trPr>
+          <w:cantSplit/>
+        </w:trPr>
         <w:tc>
           <w:tcPr>
             <w:tcW w:type="dxa" w:w="4536"/>
@@ -1398,6 +1488,9 @@
         </w:tc>
       </w:tr>
       <w:tr>
+        <w:trPr>
+          <w:cantSplit/>
+        </w:trPr>
         <w:tc>
           <w:tcPr>
             <w:tcW w:type="dxa" w:w="4536"/>
@@ -1428,6 +1521,9 @@
         </w:tc>
       </w:tr>
       <w:tr>
+        <w:trPr>
+          <w:cantSplit/>
+        </w:trPr>
         <w:tc>
           <w:tcPr>
             <w:tcW w:type="dxa" w:w="4536"/>
@@ -1458,6 +1554,9 @@
         </w:tc>
       </w:tr>
       <w:tr>
+        <w:trPr>
+          <w:cantSplit/>
+        </w:trPr>
         <w:tc>
           <w:tcPr>
             <w:tcW w:type="dxa" w:w="4536"/>
@@ -1488,6 +1587,9 @@
         </w:tc>
       </w:tr>
       <w:tr>
+        <w:trPr>
+          <w:cantSplit/>
+        </w:trPr>
         <w:tc>
           <w:tcPr>
             <w:tcW w:type="dxa" w:w="4536"/>
@@ -1588,6 +1690,8 @@
     </w:p>
     <w:p/>
     <w:sectPr>
+      <w:headerReference w:type="default" r:id="rId9"/>
+      <w:footerReference w:type="default" r:id="rId10"/>
       <w:pgSz w:w="11906" w:h="16838"/>
       <w:pgMar w:top="1417" w:right="1417" w:bottom="1417" w:left="1417" w:header="720" w:footer="720" w:gutter="0"/>
       <w:cols w:space="720"/>
@@ -1595,6 +1699,26 @@
     </w:sectPr>
   </w:body>
 </w:document>
+</file>
+
+<file path=word/footer1.xml><?xml version="1.0" encoding="utf-8"?>
+<w:ftr xmlns:m="http://schemas.openxmlformats.org/officeDocument/2006/math" xmlns:mc="http://schemas.openxmlformats.org/markup-compatibility/2006" xmlns:mo="http://schemas.microsoft.com/office/mac/office/2008/main" xmlns:mv="urn:schemas-microsoft-com:mac:vml" xmlns:o="urn:schemas-microsoft-com:office:office" xmlns:r="http://schemas.openxmlformats.org/officeDocument/2006/relationships" xmlns:v="urn:schemas-microsoft-com:vml" xmlns:w10="urn:schemas-microsoft-com:office:word" xmlns:w14="http://schemas.microsoft.com/office/word/2010/wordml" xmlns:w="http://schemas.openxmlformats.org/wordprocessingml/2006/main" xmlns:wne="http://schemas.microsoft.com/office/word/2006/wordml" xmlns:wp14="http://schemas.microsoft.com/office/word/2010/wordprocessingDrawing" xmlns:wp="http://schemas.openxmlformats.org/drawingml/2006/wordprocessingDrawing" xmlns:wpc="http://schemas.microsoft.com/office/word/2010/wordprocessingCanvas" xmlns:wpg="http://schemas.microsoft.com/office/word/2010/wordprocessingGroup" xmlns:wpi="http://schemas.microsoft.com/office/word/2010/wordprocessingInk" xmlns:wps="http://schemas.microsoft.com/office/word/2010/wordprocessingShape" mc:Ignorable="w14 wp14">
+  <w:p>
+    <w:pPr>
+      <w:pStyle w:val="Footer"/>
+    </w:pPr>
+  </w:p>
+</w:ftr>
+</file>
+
+<file path=word/header1.xml><?xml version="1.0" encoding="utf-8"?>
+<w:hdr xmlns:m="http://schemas.openxmlformats.org/officeDocument/2006/math" xmlns:mc="http://schemas.openxmlformats.org/markup-compatibility/2006" xmlns:mo="http://schemas.microsoft.com/office/mac/office/2008/main" xmlns:mv="urn:schemas-microsoft-com:mac:vml" xmlns:o="urn:schemas-microsoft-com:office:office" xmlns:r="http://schemas.openxmlformats.org/officeDocument/2006/relationships" xmlns:v="urn:schemas-microsoft-com:vml" xmlns:w10="urn:schemas-microsoft-com:office:word" xmlns:w14="http://schemas.microsoft.com/office/word/2010/wordml" xmlns:w="http://schemas.openxmlformats.org/wordprocessingml/2006/main" xmlns:wne="http://schemas.microsoft.com/office/word/2006/wordml" xmlns:wp14="http://schemas.microsoft.com/office/word/2010/wordprocessingDrawing" xmlns:wp="http://schemas.openxmlformats.org/drawingml/2006/wordprocessingDrawing" xmlns:wpc="http://schemas.microsoft.com/office/word/2010/wordprocessingCanvas" xmlns:wpg="http://schemas.microsoft.com/office/word/2010/wordprocessingGroup" xmlns:wpi="http://schemas.microsoft.com/office/word/2010/wordprocessingInk" xmlns:wps="http://schemas.microsoft.com/office/word/2010/wordprocessingShape" mc:Ignorable="w14 wp14">
+  <w:p>
+    <w:pPr>
+      <w:pStyle w:val="Header"/>
+    </w:pPr>
+  </w:p>
+</w:hdr>
 </file>
 
 <file path=word/numbering.xml><?xml version="1.0" encoding="utf-8"?>
